--- a/Fase dos/Documentacion Scrum/Dailys/Dailys 7 - Sprint 1.docx
+++ b/Fase dos/Documentacion Scrum/Dailys/Dailys 7 - Sprint 1.docx
@@ -120,7 +120,7 @@
         <w:t xml:space="preserve"> </w:t>
       </w:r>
       <w:r>
-        <w:t>5</w:t>
+        <w:t>7</w:t>
       </w:r>
     </w:p>
     <w:p>
